--- a/8.资源管理/2.运行记录类文件/JXTX-08-07-运维资源应用情况说明.docx
+++ b/8.资源管理/2.运行记录类文件/JXTX-08-07-运维资源应用情况说明.docx
@@ -22,6 +22,59 @@
         <w:textAlignment w:val="baseline"/>
       </w:pPr>
       <w:bookmarkStart w:id="0" w:name="_Toc16760"/>
+      <w:bookmarkStart w:id="19" w:name="_GoBack"/>
+      <w:r>
+        <w:drawing>
+          <wp:anchor distT="0" distB="0" distL="114300" distR="114300" simplePos="0" relativeHeight="251661312" behindDoc="1" locked="0" layoutInCell="1" allowOverlap="1">
+            <wp:simplePos x="0" y="0"/>
+            <wp:positionH relativeFrom="column">
+              <wp:posOffset>-19050</wp:posOffset>
+            </wp:positionH>
+            <wp:positionV relativeFrom="paragraph">
+              <wp:posOffset>-22225</wp:posOffset>
+            </wp:positionV>
+            <wp:extent cx="5304790" cy="8893810"/>
+            <wp:effectExtent l="0" t="0" r="13970" b="6350"/>
+            <wp:wrapNone/>
+            <wp:docPr id="24" name="图片 24"/>
+            <wp:cNvGraphicFramePr>
+              <a:graphicFrameLocks xmlns:a="http://schemas.openxmlformats.org/drawingml/2006/main" noChangeAspect="1"/>
+            </wp:cNvGraphicFramePr>
+            <a:graphic xmlns:a="http://schemas.openxmlformats.org/drawingml/2006/main">
+              <a:graphicData uri="http://schemas.openxmlformats.org/drawingml/2006/picture">
+                <pic:pic xmlns:pic="http://schemas.openxmlformats.org/drawingml/2006/picture">
+                  <pic:nvPicPr>
+                    <pic:cNvPr id="24" name="图片 24"/>
+                    <pic:cNvPicPr>
+                      <a:picLocks noChangeAspect="1"/>
+                    </pic:cNvPicPr>
+                  </pic:nvPicPr>
+                  <pic:blipFill>
+                    <a:blip r:embed="rId7"/>
+                    <a:stretch>
+                      <a:fillRect/>
+                    </a:stretch>
+                  </pic:blipFill>
+                  <pic:spPr>
+                    <a:xfrm>
+                      <a:off x="0" y="0"/>
+                      <a:ext cx="5304790" cy="8893810"/>
+                    </a:xfrm>
+                    <a:prstGeom prst="rect">
+                      <a:avLst/>
+                    </a:prstGeom>
+                    <a:noFill/>
+                    <a:ln>
+                      <a:noFill/>
+                    </a:ln>
+                  </pic:spPr>
+                </pic:pic>
+              </a:graphicData>
+            </a:graphic>
+          </wp:anchor>
+        </w:drawing>
+      </w:r>
+      <w:bookmarkEnd w:id="19"/>
       <w:r>
         <w:drawing>
           <wp:anchor distT="0" distB="0" distL="114300" distR="114300" simplePos="0" relativeHeight="251660288" behindDoc="1" locked="0" layoutInCell="1" allowOverlap="1">
@@ -49,7 +102,7 @@
                     </pic:cNvPicPr>
                   </pic:nvPicPr>
                   <pic:blipFill>
-                    <a:blip r:embed="rId7"/>
+                    <a:blip r:embed="rId8"/>
                     <a:stretch>
                       <a:fillRect/>
                     </a:stretch>
@@ -104,7 +157,7 @@
                     </pic:cNvPicPr>
                   </pic:nvPicPr>
                   <pic:blipFill>
-                    <a:blip r:embed="rId8">
+                    <a:blip r:embed="rId9">
                       <a:alphaModFix amt="58000"/>
                       <a:lum contrast="-52000"/>
                     </a:blip>
@@ -1175,20 +1228,7 @@
                 <w:szCs w:val="20"/>
                 <w:lang w:val="en-US" w:eastAsia="zh-CN"/>
               </w:rPr>
-              <w:t>3</w:t>
-            </w:r>
-            <w:bookmarkStart w:id="19" w:name="_GoBack"/>
-            <w:bookmarkEnd w:id="19"/>
-            <w:r>
-              <w:rPr>
-                <w:rFonts w:hint="eastAsia" w:ascii="宋体" w:hAnsi="宋体" w:cs="宋体"/>
-                <w:spacing w:val="3"/>
-                <w:position w:val="1"/>
-                <w:sz w:val="20"/>
-                <w:szCs w:val="20"/>
-                <w:lang w:val="en-US" w:eastAsia="zh-CN"/>
-              </w:rPr>
-              <w:t>0</w:t>
+              <w:t>30</w:t>
             </w:r>
           </w:p>
         </w:tc>
@@ -3782,7 +3822,7 @@
                     </pic:cNvPicPr>
                   </pic:nvPicPr>
                   <pic:blipFill>
-                    <a:blip r:embed="rId9"/>
+                    <a:blip r:embed="rId10"/>
                     <a:stretch>
                       <a:fillRect/>
                     </a:stretch>
@@ -3953,7 +3993,7 @@
                     </pic:cNvPicPr>
                   </pic:nvPicPr>
                   <pic:blipFill>
-                    <a:blip r:embed="rId10"/>
+                    <a:blip r:embed="rId11"/>
                     <a:stretch>
                       <a:fillRect/>
                     </a:stretch>
@@ -4125,7 +4165,7 @@
                     </pic:cNvPicPr>
                   </pic:nvPicPr>
                   <pic:blipFill>
-                    <a:blip r:embed="rId11"/>
+                    <a:blip r:embed="rId12"/>
                     <a:stretch>
                       <a:fillRect/>
                     </a:stretch>
@@ -4301,7 +4341,7 @@
                     </pic:cNvPicPr>
                   </pic:nvPicPr>
                   <pic:blipFill>
-                    <a:blip r:embed="rId12"/>
+                    <a:blip r:embed="rId13"/>
                     <a:stretch>
                       <a:fillRect/>
                     </a:stretch>
@@ -4470,7 +4510,7 @@
                     </pic:cNvPicPr>
                   </pic:nvPicPr>
                   <pic:blipFill>
-                    <a:blip r:embed="rId13"/>
+                    <a:blip r:embed="rId14"/>
                     <a:stretch>
                       <a:fillRect/>
                     </a:stretch>
@@ -4647,7 +4687,7 @@
                     </pic:cNvPicPr>
                   </pic:nvPicPr>
                   <pic:blipFill>
-                    <a:blip r:embed="rId14"/>
+                    <a:blip r:embed="rId15"/>
                     <a:stretch>
                       <a:fillRect/>
                     </a:stretch>
@@ -4812,7 +4852,7 @@
                     </pic:cNvPicPr>
                   </pic:nvPicPr>
                   <pic:blipFill>
-                    <a:blip r:embed="rId15"/>
+                    <a:blip r:embed="rId16"/>
                     <a:stretch>
                       <a:fillRect/>
                     </a:stretch>
@@ -4987,7 +5027,7 @@
                     </pic:cNvPicPr>
                   </pic:nvPicPr>
                   <pic:blipFill>
-                    <a:blip r:embed="rId16"/>
+                    <a:blip r:embed="rId17"/>
                     <a:stretch>
                       <a:fillRect/>
                     </a:stretch>
@@ -5299,7 +5339,7 @@
                     </pic:cNvPicPr>
                   </pic:nvPicPr>
                   <pic:blipFill>
-                    <a:blip r:embed="rId17"/>
+                    <a:blip r:embed="rId18"/>
                     <a:stretch>
                       <a:fillRect/>
                     </a:stretch>
@@ -5468,7 +5508,7 @@
                     </pic:cNvPicPr>
                   </pic:nvPicPr>
                   <pic:blipFill>
-                    <a:blip r:embed="rId18"/>
+                    <a:blip r:embed="rId19"/>
                     <a:stretch>
                       <a:fillRect/>
                     </a:stretch>
@@ -5637,7 +5677,7 @@
                     </pic:cNvPicPr>
                   </pic:nvPicPr>
                   <pic:blipFill>
-                    <a:blip r:embed="rId19"/>
+                    <a:blip r:embed="rId20"/>
                     <a:stretch>
                       <a:fillRect/>
                     </a:stretch>
@@ -5691,7 +5731,7 @@
                     </pic:cNvPicPr>
                   </pic:nvPicPr>
                   <pic:blipFill>
-                    <a:blip r:embed="rId20"/>
+                    <a:blip r:embed="rId21"/>
                     <a:stretch>
                       <a:fillRect/>
                     </a:stretch>
@@ -5871,7 +5911,7 @@
                     </pic:cNvPicPr>
                   </pic:nvPicPr>
                   <pic:blipFill>
-                    <a:blip r:embed="rId21"/>
+                    <a:blip r:embed="rId22"/>
                     <a:stretch>
                       <a:fillRect/>
                     </a:stretch>
@@ -6044,7 +6084,7 @@
                     </pic:cNvPicPr>
                   </pic:nvPicPr>
                   <pic:blipFill>
-                    <a:blip r:embed="rId22"/>
+                    <a:blip r:embed="rId23"/>
                     <a:stretch>
                       <a:fillRect/>
                     </a:stretch>
@@ -6175,7 +6215,7 @@
                     </pic:cNvPicPr>
                   </pic:nvPicPr>
                   <pic:blipFill>
-                    <a:blip r:embed="rId23"/>
+                    <a:blip r:embed="rId24"/>
                     <a:stretch>
                       <a:fillRect/>
                     </a:stretch>
@@ -6310,7 +6350,7 @@
                     </pic:cNvPicPr>
                   </pic:nvPicPr>
                   <pic:blipFill>
-                    <a:blip r:embed="rId24"/>
+                    <a:blip r:embed="rId25"/>
                     <a:stretch>
                       <a:fillRect/>
                     </a:stretch>
@@ -6487,7 +6527,7 @@
                     </pic:cNvPicPr>
                   </pic:nvPicPr>
                   <pic:blipFill>
-                    <a:blip r:embed="rId25"/>
+                    <a:blip r:embed="rId26"/>
                     <a:stretch>
                       <a:fillRect/>
                     </a:stretch>
@@ -6660,7 +6700,7 @@
                     </pic:cNvPicPr>
                   </pic:nvPicPr>
                   <pic:blipFill>
-                    <a:blip r:embed="rId26"/>
+                    <a:blip r:embed="rId27"/>
                     <a:stretch>
                       <a:fillRect/>
                     </a:stretch>
@@ -6960,7 +7000,7 @@
                     </pic:cNvPicPr>
                   </pic:nvPicPr>
                   <pic:blipFill>
-                    <a:blip r:embed="rId27"/>
+                    <a:blip r:embed="rId28"/>
                     <a:stretch>
                       <a:fillRect/>
                     </a:stretch>
@@ -7258,7 +7298,7 @@
                     </pic:cNvPicPr>
                   </pic:nvPicPr>
                   <pic:blipFill>
-                    <a:blip r:embed="rId28"/>
+                    <a:blip r:embed="rId29"/>
                     <a:stretch>
                       <a:fillRect/>
                     </a:stretch>
@@ -7310,7 +7350,7 @@
                     </pic:cNvPicPr>
                   </pic:nvPicPr>
                   <pic:blipFill>
-                    <a:blip r:embed="rId29"/>
+                    <a:blip r:embed="rId30"/>
                     <a:stretch>
                       <a:fillRect/>
                     </a:stretch>
@@ -7559,7 +7599,7 @@
                     </pic:cNvPicPr>
                   </pic:nvPicPr>
                   <pic:blipFill>
-                    <a:blip r:embed="rId30"/>
+                    <a:blip r:embed="rId31"/>
                     <a:stretch>
                       <a:fillRect/>
                     </a:stretch>
